--- a/Document/Mandat 3.docx
+++ b/Document/Mandat 3.docx
@@ -143,6 +143,7 @@
           <w:szCs w:val="44"/>
         </w:rPr>
       </w:pPr>
+      <w:proofErr w:type="gramStart"/>
       <w:r>
         <w:rPr>
           <w:rFonts w:eastAsia="Times New Roman" w:cs="Times New Roman"/>
@@ -151,6 +152,7 @@
         </w:rPr>
         <w:t>Par :</w:t>
       </w:r>
+      <w:proofErr w:type="gramEnd"/>
     </w:p>
     <w:p>
       <w:pPr>
@@ -513,7 +515,21 @@
         <w:rPr>
           <w:lang w:val="fr-CA"/>
         </w:rPr>
-        <w:t>L’arrivée du front-end avec une interface graphique simple mais utilisable a 100%.</w:t>
+        <w:t xml:space="preserve">L’arrivée du </w:t>
+      </w:r>
+      <w:proofErr w:type="spellStart"/>
+      <w:r>
+        <w:rPr>
+          <w:lang w:val="fr-CA"/>
+        </w:rPr>
+        <w:t>front-end</w:t>
+      </w:r>
+      <w:proofErr w:type="spellEnd"/>
+      <w:r>
+        <w:rPr>
+          <w:lang w:val="fr-CA"/>
+        </w:rPr>
+        <w:t xml:space="preserve"> avec une interface graphique simple mais utilisable a 100%.</w:t>
       </w:r>
     </w:p>
     <w:p>
@@ -613,11 +629,19 @@
           <w:lang w:val="fr-CA"/>
         </w:rPr>
       </w:pPr>
-      <w:r>
-        <w:rPr>
-          <w:lang w:val="fr-CA"/>
-        </w:rPr>
-        <w:t>Le modèle relationnelle reste inchangé</w:t>
+      <w:proofErr w:type="gramStart"/>
+      <w:r>
+        <w:rPr>
+          <w:lang w:val="fr-CA"/>
+        </w:rPr>
+        <w:t>Le modèle relationnelle</w:t>
+      </w:r>
+      <w:proofErr w:type="gramEnd"/>
+      <w:r>
+        <w:rPr>
+          <w:lang w:val="fr-CA"/>
+        </w:rPr>
+        <w:t xml:space="preserve"> reste inchangé</w:t>
       </w:r>
       <w:r>
         <w:rPr>
@@ -667,6 +691,7 @@
         <w:rPr>
           <w:b/>
           <w:bCs/>
+          <w:noProof/>
           <w:sz w:val="28"/>
           <w:szCs w:val="28"/>
         </w:rPr>
@@ -783,7 +808,21 @@
         <w:rPr>
           <w:lang w:val="fr-CA"/>
         </w:rPr>
-        <w:t xml:space="preserve"> le souhait un admin peut donner le rôle admin a d’autre employer qui auront les mêmes fonctionnalités.</w:t>
+        <w:t xml:space="preserve"> le souhait un admin peut donner le rôle admin </w:t>
+      </w:r>
+      <w:proofErr w:type="gramStart"/>
+      <w:r>
+        <w:rPr>
+          <w:lang w:val="fr-CA"/>
+        </w:rPr>
+        <w:t>a</w:t>
+      </w:r>
+      <w:proofErr w:type="gramEnd"/>
+      <w:r>
+        <w:rPr>
+          <w:lang w:val="fr-CA"/>
+        </w:rPr>
+        <w:t xml:space="preserve"> d’autre employer qui auront les mêmes fonctionnalités.</w:t>
       </w:r>
     </w:p>
     <w:p>
@@ -801,7 +840,21 @@
         <w:rPr>
           <w:lang w:val="fr-CA"/>
         </w:rPr>
-        <w:t>Un employer se voit assigner un rôle lors de la création cela lui donner les permissions qu’il aura dans l’application.</w:t>
+        <w:t xml:space="preserve">Un </w:t>
+      </w:r>
+      <w:proofErr w:type="spellStart"/>
+      <w:r>
+        <w:rPr>
+          <w:lang w:val="fr-CA"/>
+        </w:rPr>
+        <w:t>employer</w:t>
+      </w:r>
+      <w:proofErr w:type="spellEnd"/>
+      <w:r>
+        <w:rPr>
+          <w:lang w:val="fr-CA"/>
+        </w:rPr>
+        <w:t xml:space="preserve"> se voit assigner un rôle lors de la création cela lui donner les permissions qu’il aura dans l’application.</w:t>
       </w:r>
     </w:p>
     <w:p>
@@ -843,7 +896,47 @@
         <w:rPr>
           <w:lang w:val="fr-CA"/>
         </w:rPr>
-        <w:t>e permission peut géré les stocks, les clients ou les factures.</w:t>
+        <w:t>e</w:t>
+      </w:r>
+      <w:r>
+        <w:rPr>
+          <w:lang w:val="fr-CA"/>
+        </w:rPr>
+        <w:t>s</w:t>
+      </w:r>
+      <w:r>
+        <w:rPr>
+          <w:lang w:val="fr-CA"/>
+        </w:rPr>
+        <w:t xml:space="preserve"> permission</w:t>
+      </w:r>
+      <w:r>
+        <w:rPr>
+          <w:lang w:val="fr-CA"/>
+        </w:rPr>
+        <w:t>s</w:t>
+      </w:r>
+      <w:r>
+        <w:rPr>
+          <w:lang w:val="fr-CA"/>
+        </w:rPr>
+        <w:t xml:space="preserve"> peut </w:t>
+      </w:r>
+      <w:proofErr w:type="spellStart"/>
+      <w:proofErr w:type="gramStart"/>
+      <w:r>
+        <w:rPr>
+          <w:lang w:val="fr-CA"/>
+        </w:rPr>
+        <w:t>géré</w:t>
+      </w:r>
+      <w:proofErr w:type="spellEnd"/>
+      <w:proofErr w:type="gramEnd"/>
+      <w:r>
+        <w:rPr>
+          <w:lang w:val="fr-CA"/>
+        </w:rPr>
+        <w:t xml:space="preserve"> les stocks, les clients ou les factures.</w:t>
       </w:r>
     </w:p>
     <w:p>
@@ -867,7 +960,25 @@
           <w:szCs w:val="22"/>
           <w:lang w:val="fr-CA"/>
         </w:rPr>
-        <w:t xml:space="preserve">(Pour lancer les routes avec swager lancer </w:t>
+        <w:t xml:space="preserve">(Pour lancer les routes avec </w:t>
+      </w:r>
+      <w:proofErr w:type="spellStart"/>
+      <w:r>
+        <w:rPr>
+          <w:sz w:val="22"/>
+          <w:szCs w:val="22"/>
+          <w:lang w:val="fr-CA"/>
+        </w:rPr>
+        <w:t>swager</w:t>
+      </w:r>
+      <w:proofErr w:type="spellEnd"/>
+      <w:r>
+        <w:rPr>
+          <w:sz w:val="22"/>
+          <w:szCs w:val="22"/>
+          <w:lang w:val="fr-CA"/>
+        </w:rPr>
+        <w:t xml:space="preserve"> lancer </w:t>
       </w:r>
       <w:r>
         <w:rPr>
@@ -1972,6 +2083,7 @@
   <w:style w:type="character" w:default="1" w:styleId="Policepardfaut">
     <w:name w:val="Default Paragraph Font"/>
     <w:uiPriority w:val="1"/>
+    <w:semiHidden/>
     <w:unhideWhenUsed/>
   </w:style>
   <w:style w:type="table" w:default="1" w:styleId="TableauNormal">
